--- a/src/Reports/LABS/layouts/Example_WORDLayout.docx
+++ b/src/Reports/LABS/layouts/Example_WORDLayout.docx
@@ -4,6 +4,8 @@
   <w:body>
     <w:sdt>
       <w:sdtPr>
+        <w:alias w:val="#Nav: /Customer"/>
+        <w:tag w:val="#Nav: LABCustomerList/70102"/>
         <w:id w:val="1373568793"/>
         <w15:dataBinding w:prefixMappings="xmlns:ns0='urn:microsoft-dynamics-nav/reports/LABCustomerList/70102/' " w:xpath="/ns0:NavWordReportXmlPart[1]/ns0:Customer" w:storeItemID="{837D762B-C081-408F-8E51-AB98BCD2D5F9}"/>
         <w15:repeatingSection/>
@@ -64,7 +66,7 @@
               <w:tr>
                 <w:sdt>
                   <w:sdtPr>
-                    <w:id w:val="1491442621"/>
+                    <w:id w:val="1574709688"/>
                     <w:placeholder>
                       <w:docPart w:val="DefaultPlaceholder_-1854013440"/>
                     </w:placeholder>
@@ -86,7 +88,7 @@
                 </w:sdt>
                 <w:sdt>
                   <w:sdtPr>
-                    <w:id w:val="-222449608"/>
+                    <w:id w:val="-1838841808"/>
                     <w:placeholder>
                       <w:docPart w:val="DefaultPlaceholder_-1854013440"/>
                     </w:placeholder>
@@ -108,7 +110,7 @@
                 </w:sdt>
                 <w:sdt>
                   <w:sdtPr>
-                    <w:id w:val="-1394962357"/>
+                    <w:id w:val="-1343929995"/>
                     <w:placeholder>
                       <w:docPart w:val="DefaultPlaceholder_-1854013440"/>
                     </w:placeholder>
@@ -723,8 +725,11 @@
   <w:rsids>
     <w:rsidRoot w:val="009E4C79"/>
     <w:rsid w:val="000153FE"/>
+    <w:rsid w:val="000E60F7"/>
     <w:rsid w:val="001230DA"/>
+    <w:rsid w:val="003425CE"/>
     <w:rsid w:val="009E4C79"/>
+    <w:rsid w:val="00E12581"/>
   </w:rsids>
   <m:mathPr>
     <m:mathFont m:val="Cambria Math"/>
@@ -1490,7 +1495,11 @@
 </a:theme>
 </file>
 
-<file path=customXml/item1.xml>��< ? x m l   v e r s i o n = " 1 . 0 "   e n c o d i n g = " u t f - 1 6 " ? > < N a v W o r d R e p o r t X m l P a r t   x m l n s = " u r n : m i c r o s o f t - d y n a m i c s - b u s i n e s s c e n t r a l / i n t e r n a l / e x t e n d e d / r e p o r t s / L A B C u s t o m e r L i s t / 7 0 1 0 2 / " > +<file path=customXml/item1.xml><?xml version="1.0" encoding="utf-8"?>
+<b:Sources xmlns:b="http://schemas.openxmlformats.org/officeDocument/2006/bibliography" xmlns="http://schemas.openxmlformats.org/officeDocument/2006/bibliography" SelectedStyle="\APASixthEditionOfficeOnline.xsl" StyleName="APA" Version="6"/>
+</file>
+
+<file path=customXml/item2.xml>��< ? x m l   v e r s i o n = " 1 . 0 "   e n c o d i n g = " u t f - 1 6 " ? > < N a v W o r d R e p o r t X m l P a r t   x m l n s = " u r n : m i c r o s o f t - d y n a m i c s - n a v / r e p o r t s / L A B C u s t o m e r L i s t / 7 0 1 0 2 / " >   
      < B C R e p o r t I n f o r m a t i o n >   
@@ -1558,50 +1567,28 @@
  
      < L a b e l s >   
-         < B a l a n c e C a p t i o n   E l e m e n t T y p e = " P a r a m e t e r "   E l e m e n t I d = " 2 1 2 1 7 8 3 4 3 7 "   D a t a T y p e = " S t r i n g " > B a l a n c e C a p t i o n < / B a l a n c e C a p t i o n > - 
-         < N a m e C a p t i o n   E l e m e n t T y p e = " P a r a m e t e r "   E l e m e n t I d = " 8 1 4 0 6 8 7 0 6 "   D a t a T y p e = " S t r i n g " > N a m e C a p t i o n < / N a m e C a p t i o n > - 
-         < N o C a p t i o n   E l e m e n t T y p e = " P a r a m e t e r "   E l e m e n t I d = " 1 1 9 8 2 6 8 3 4 0 "   D a t a T y p e = " S t r i n g " > N o C a p t i o n < / N o C a p t i o n > +         < B a l a n c e C a p t i o n > B a l a n c e C a p t i o n < / B a l a n c e C a p t i o n > + 
+         < N a m e C a p t i o n > N a m e C a p t i o n < / N a m e C a p t i o n > + 
+         < N o C a p t i o n > N o C a p t i o n < / N o C a p t i o n >   
      < / L a b e l s >   
-     < T o o l t i p s > - 
-         < T o o l t i p   c o l u m n = " N o "   E l e m e n t I d = " 1 1 9 8 2 6 8 3 4 0 " > - 
-             < T o o l t i p T e x t   l a n g = " e n - U S " > S p e c i f i e s   t h e   n u m b e r   o f   t h e   c u s t o m e r .   T h e   f i e l d   i s   e i t h e r   f i l l e d   a u t o m a t i c a l l y   f r o m   a   d e f i n e d   n u m b e r   s e r i e s ,   o r   y o u   e n t e r   t h e   n u m b e r   m a n u a l l y   b e c a u s e   y o u   h a v e   e n a b l e d   m a n u a l   n u m b e r   e n t r y   i n   t h e   n u m b e r - s e r i e s   s e t u p . < / T o o l t i p T e x t > - 
-         < / T o o l t i p > - 
-         < T o o l t i p   c o l u m n = " N a m e "   E l e m e n t I d = " 8 1 4 0 6 8 7 0 6 " > - 
-             < T o o l t i p T e x t   l a n g = " e n - U S " > S p e c i f i e s   t h e   c u s t o m e r ' s   n a m e   t h a t   a p p e a r s   o n   a l l   r e l a t e d   d o c u m e n t s .   F o r   c o m p a n i e s ,   s p e c i f y   t h e   c o m p a n y ' s   n a m e   h e r e ,   a n d   t h e n   a d d   t h e   r e l e v a n t   p e o p l e   a s   c o n t a c t s   t h a t   y o u   l i n k   t o   t h i s   c u s t o m e r . < / T o o l t i p T e x t > - 
-         < / T o o l t i p > - 
-         < T o o l t i p   c o l u m n = " B a l a n c e "   E l e m e n t I d = " 2 1 2 1 7 8 3 4 3 7 " > - 
-             < T o o l t i p T e x t   l a n g = " e n - U S " > S p e c i f i e s   t h e   t o t a l   a m o u n t   t h e   c u s t o m e r   o w e s   y o u ,   o r   y o u   o w e   t h e m ,   b a s e d   o n   a l l   s a l e s   a n d   c r e d i t s   f o r   t h e   c u s t o m e r .   A   p o s i t i v e   a m o u n t   m e a n s   t h e y   o w e   y o u ,   a n d   a   n e g a t i v e   a m o u n t   m e a n s   y o u   o w e   t h e m .   T h e   a m o u n t   i s n ' t   n e c e s s a r i l y   d u e   t o d a y   t h o u g h .   T h e   c u s t o m e r ' s   p a y m e n t   t e r m s   d e t e r m i n e   d u e   d a t e s .   S e l e c t   t h e   a m o u n t   t o   e x p l o r e   t h e   l e d g e r   e n t r i e s   b e h i n d   i t . < / T o o l t i p T e x t > - 
-         < / T o o l t i p > - 
-     < / T o o l t i p s > - 
-     < C u s t o m e r   E l e m e n t T y p e = " D a t a I t e m "   E l e m e n t I d = " 1 5 2 5 1 9 1 9 9 " > - 
-         < B a l a n c e   E l e m e n t T y p e = " C o l u m n "   E l e m e n t I d = " 2 1 2 1 7 8 3 4 3 7 "   D a t a T y p e = " D e c i m a l " > B a l a n c e < / B a l a n c e > - 
-         < N a m e   E l e m e n t T y p e = " C o l u m n "   E l e m e n t I d = " 8 1 4 0 6 8 7 0 6 "   D a t a T y p e = " T e x t " > N a m e < / N a m e > - 
-         < N o   E l e m e n t T y p e = " C o l u m n "   E l e m e n t I d = " 1 1 9 8 2 6 8 3 4 0 "   D a t a T y p e = " C o d e " > N o < / N o > +     < C u s t o m e r > + 
+         < B a l a n c e > B a l a n c e < / B a l a n c e > + 
+         < N a m e > N a m e < / N a m e > + 
+         < N o > N o < / N o >   
      < / C u s t o m e r >   
  < / N a v W o r d R e p o r t X m l P a r t > 
 </file>
 
-<file path=customXml/item2.xml>��< ? x m l   v e r s i o n = " 1 . 0 "   e n c o d i n g = " u t f - 1 6 " ? > < N a v W o r d R e p o r t X m l P a r t   x m l n s = " u r n : m i c r o s o f t - d y n a m i c s - n a v / r e p o r t s / L A B C u s t o m e r L i s t / 7 0 1 0 2 / " > +<file path=customXml/item3.xml>��< ? x m l   v e r s i o n = " 1 . 0 "   e n c o d i n g = " u t f - 1 6 " ? > < N a v W o r d R e p o r t X m l P a r t   x m l n s = " u r n : m i c r o s o f t - d y n a m i c s - b u s i n e s s c e n t r a l / i n t e r n a l / e x t e n d e d / r e p o r t s / L A B C u s t o m e r L i s t / 7 0 1 0 2 / " >   
      < B C R e p o r t I n f o r m a t i o n >   
@@ -1669,35 +1656,53 @@
  
      < L a b e l s >   
-         < B a l a n c e C a p t i o n > B a l a n c e C a p t i o n < / B a l a n c e C a p t i o n > - 
-         < N a m e C a p t i o n > N a m e C a p t i o n < / N a m e C a p t i o n > - 
-         < N o C a p t i o n > N o C a p t i o n < / N o C a p t i o n > +         < B a l a n c e C a p t i o n   E l e m e n t T y p e = " P a r a m e t e r "   E l e m e n t I d = " 2 1 2 1 7 8 3 4 3 7 "   D a t a T y p e = " S t r i n g " > B a l a n c e C a p t i o n < / B a l a n c e C a p t i o n > + 
+         < N a m e C a p t i o n   E l e m e n t T y p e = " P a r a m e t e r "   E l e m e n t I d = " 8 1 4 0 6 8 7 0 6 "   D a t a T y p e = " S t r i n g " > N a m e C a p t i o n < / N a m e C a p t i o n > + 
+         < N o C a p t i o n   E l e m e n t T y p e = " P a r a m e t e r "   E l e m e n t I d = " 1 1 9 8 2 6 8 3 4 0 "   D a t a T y p e = " S t r i n g " > N o C a p t i o n < / N o C a p t i o n >   
      < / L a b e l s >   
-     < C u s t o m e r > - 
-         < B a l a n c e > B a l a n c e < / B a l a n c e > - 
-         < N a m e > N a m e < / N a m e > - 
-         < N o > N o < / N o > +     < T o o l t i p s > + 
+         < T o o l t i p   c o l u m n = " N o "   E l e m e n t I d = " 1 1 9 8 2 6 8 3 4 0 " > + 
+             < T o o l t i p T e x t   l a n g = " e n - U S " > S p e c i f i e s   t h e   n u m b e r   o f   t h e   c u s t o m e r .   T h e   f i e l d   i s   e i t h e r   f i l l e d   a u t o m a t i c a l l y   f r o m   a   d e f i n e d   n u m b e r   s e r i e s ,   o r   y o u   e n t e r   t h e   n u m b e r   m a n u a l l y   b e c a u s e   y o u   h a v e   e n a b l e d   m a n u a l   n u m b e r   e n t r y   i n   t h e   n u m b e r - s e r i e s   s e t u p . < / T o o l t i p T e x t > + 
+         < / T o o l t i p > + 
+         < T o o l t i p   c o l u m n = " N a m e "   E l e m e n t I d = " 8 1 4 0 6 8 7 0 6 " > + 
+             < T o o l t i p T e x t   l a n g = " e n - U S " > S p e c i f i e s   t h e   c u s t o m e r ' s   n a m e   t h a t   a p p e a r s   o n   a l l   r e l a t e d   d o c u m e n t s .   F o r   c o m p a n i e s ,   s p e c i f y   t h e   c o m p a n y ' s   n a m e   h e r e ,   a n d   t h e n   a d d   t h e   r e l e v a n t   p e o p l e   a s   c o n t a c t s   t h a t   y o u   l i n k   t o   t h i s   c u s t o m e r . < / T o o l t i p T e x t > + 
+         < / T o o l t i p > + 
+         < T o o l t i p   c o l u m n = " B a l a n c e "   E l e m e n t I d = " 2 1 2 1 7 8 3 4 3 7 " > + 
+             < T o o l t i p T e x t   l a n g = " e n - U S " > S p e c i f i e s   t h e   t o t a l   a m o u n t   t h e   c u s t o m e r   o w e s   y o u ,   o r   y o u   o w e   t h e m ,   b a s e d   o n   a l l   s a l e s   a n d   c r e d i t s   f o r   t h e   c u s t o m e r .   A   p o s i t i v e   a m o u n t   m e a n s   t h e y   o w e   y o u ,   a n d   a   n e g a t i v e   a m o u n t   m e a n s   y o u   o w e   t h e m .   T h e   a m o u n t   i s n ' t   n e c e s s a r i l y   d u e   t o d a y   t h o u g h .   T h e   c u s t o m e r ' s   p a y m e n t   t e r m s   d e t e r m i n e   d u e   d a t e s .   S e l e c t   t h e   a m o u n t   t o   e x p l o r e   t h e   l e d g e r   e n t r i e s   b e h i n d   i t . < / T o o l t i p T e x t > + 
+         < / T o o l t i p > + 
+     < / T o o l t i p s > + 
+     < C u s t o m e r   E l e m e n t T y p e = " D a t a I t e m "   E l e m e n t I d = " 1 5 2 5 1 9 1 9 9 " > + 
+         < B a l a n c e   E l e m e n t T y p e = " C o l u m n "   E l e m e n t I d = " 2 1 2 1 7 8 3 4 3 7 "   D a t a T y p e = " D e c i m a l " > B a l a n c e < / B a l a n c e > + 
+         < N a m e   E l e m e n t T y p e = " C o l u m n "   E l e m e n t I d = " 8 1 4 0 6 8 7 0 6 "   D a t a T y p e = " T e x t " > N a m e < / N a m e > + 
+         < N o   E l e m e n t T y p e = " C o l u m n "   E l e m e n t I d = " 1 1 9 8 2 6 8 3 4 0 "   D a t a T y p e = " C o d e " > N o < / N o >   
      < / C u s t o m e r >   
  < / N a v W o r d R e p o r t X m l P a r t > 
 </file>
 
-<file path=customXml/item3.xml><?xml version="1.0" encoding="utf-8"?>
-<b:Sources xmlns:b="http://schemas.openxmlformats.org/officeDocument/2006/bibliography" xmlns="http://schemas.openxmlformats.org/officeDocument/2006/bibliography" SelectedStyle="\APASixthEditionOfficeOnline.xsl" StyleName="APA" Version="6"/>
-</file>
-
 <file path=customXml/itemProps1.xml><?xml version="1.0" encoding="utf-8"?>
-<ds:datastoreItem xmlns:ds="http://schemas.openxmlformats.org/officeDocument/2006/customXml" ds:itemID="{9AEFFDF4-383B-402A-82D9-BED3C7DFF599}">
+<ds:datastoreItem xmlns:ds="http://schemas.openxmlformats.org/officeDocument/2006/customXml" ds:itemID="{DD046CF4-724A-4043-90DE-A5C15373504C}">
   <ds:schemaRefs>
-    <ds:schemaRef ds:uri="urn:microsoft-dynamics-businesscentral/internal/extended/reports/LABCustomerList/70102/"/>
+    <ds:schemaRef ds:uri="http://schemas.openxmlformats.org/officeDocument/2006/bibliography"/>
   </ds:schemaRefs>
 </ds:datastoreItem>
 </file>
@@ -1711,9 +1716,9 @@
 </file>
 
 <file path=customXml/itemProps3.xml><?xml version="1.0" encoding="utf-8"?>
-<ds:datastoreItem xmlns:ds="http://schemas.openxmlformats.org/officeDocument/2006/customXml" ds:itemID="{DD046CF4-724A-4043-90DE-A5C15373504C}">
+<ds:datastoreItem xmlns:ds="http://schemas.openxmlformats.org/officeDocument/2006/customXml" ds:itemID="{9AEFFDF4-383B-402A-82D9-BED3C7DFF599}">
   <ds:schemaRefs>
-    <ds:schemaRef ds:uri="http://schemas.openxmlformats.org/officeDocument/2006/bibliography"/>
+    <ds:schemaRef ds:uri="urn:microsoft-dynamics-businesscentral/internal/extended/reports/LABCustomerList/70102/"/>
   </ds:schemaRefs>
 </ds:datastoreItem>
 </file>